--- a/klagomål/A 27286-2025 FSC-klagomål.docx
+++ b/klagomål/A 27286-2025 FSC-klagomål.docx
@@ -1240,7 +1240,7 @@
     <w:r>
       <w:tab/>
       <w:tab/>
-      <w:t>2025-07-09</w:t>
+      <w:t>2025-07-11</w:t>
       <w:br/>
       <w:br/>
     </w:r>

--- a/klagomål/A 27286-2025 FSC-klagomål.docx
+++ b/klagomål/A 27286-2025 FSC-klagomål.docx
@@ -1240,7 +1240,7 @@
     <w:r>
       <w:tab/>
       <w:tab/>
-      <w:t>2025-07-11</w:t>
+      <w:t>2025-07-12</w:t>
       <w:br/>
       <w:br/>
     </w:r>

--- a/klagomål/A 27286-2025 FSC-klagomål.docx
+++ b/klagomål/A 27286-2025 FSC-klagomål.docx
@@ -1240,7 +1240,7 @@
     <w:r>
       <w:tab/>
       <w:tab/>
-      <w:t>2025-07-12</w:t>
+      <w:t>2025-07-13</w:t>
       <w:br/>
       <w:br/>
     </w:r>

--- a/klagomål/A 27286-2025 FSC-klagomål.docx
+++ b/klagomål/A 27286-2025 FSC-klagomål.docx
@@ -1240,7 +1240,7 @@
     <w:r>
       <w:tab/>
       <w:tab/>
-      <w:t>2025-07-13</w:t>
+      <w:t>2025-07-14</w:t>
       <w:br/>
       <w:br/>
     </w:r>

--- a/klagomål/A 27286-2025 FSC-klagomål.docx
+++ b/klagomål/A 27286-2025 FSC-klagomål.docx
@@ -1251,7 +1251,7 @@
     <w:r>
       <w:tab/>
       <w:tab/>
-      <w:t>2025-08-06</w:t>
+      <w:t>2025-08-09</w:t>
       <w:br/>
       <w:br/>
     </w:r>

--- a/klagomål/A 27286-2025 FSC-klagomål.docx
+++ b/klagomål/A 27286-2025 FSC-klagomål.docx
@@ -168,7 +168,7 @@
     </w:p>
     <w:p>
       <w:r>
-        <w:t>Detta dokument behandlar höga naturvärden i avverkningsanmälan A 27286-2025 i Uppsala kommun. Denna avverkningsanmälan inkom 2025-06-04 och omfattar 2,1 ha.</w:t>
+        <w:t>Detta dokument behandlar höga naturvärden i avverkningsanmälan A 27286-2025 i Uppsala kommun. Denna avverkningsanmälan inkom 2025-06-04 13:13:58 och omfattar 2,1 ha.</w:t>
       </w:r>
     </w:p>
     <w:p>

--- a/klagomål/A 27286-2025 FSC-klagomål.docx
+++ b/klagomål/A 27286-2025 FSC-klagomål.docx
@@ -1251,7 +1251,7 @@
     <w:r>
       <w:tab/>
       <w:tab/>
-      <w:t>2025-08-09</w:t>
+      <w:t>2025-08-10</w:t>
       <w:br/>
       <w:br/>
     </w:r>

--- a/klagomål/A 27286-2025 FSC-klagomål.docx
+++ b/klagomål/A 27286-2025 FSC-klagomål.docx
@@ -1251,7 +1251,7 @@
     <w:r>
       <w:tab/>
       <w:tab/>
-      <w:t>2025-08-10</w:t>
+      <w:t>2025-08-11</w:t>
       <w:br/>
       <w:br/>
     </w:r>

--- a/klagomål/A 27286-2025 FSC-klagomål.docx
+++ b/klagomål/A 27286-2025 FSC-klagomål.docx
@@ -1251,7 +1251,7 @@
     <w:r>
       <w:tab/>
       <w:tab/>
-      <w:t>2025-08-11</w:t>
+      <w:t>2025-08-12</w:t>
       <w:br/>
       <w:br/>
     </w:r>

--- a/klagomål/A 27286-2025 FSC-klagomål.docx
+++ b/klagomål/A 27286-2025 FSC-klagomål.docx
@@ -1251,7 +1251,7 @@
     <w:r>
       <w:tab/>
       <w:tab/>
-      <w:t>2025-08-12</w:t>
+      <w:t>2025-08-13</w:t>
       <w:br/>
       <w:br/>
     </w:r>

--- a/klagomål/A 27286-2025 FSC-klagomål.docx
+++ b/klagomål/A 27286-2025 FSC-klagomål.docx
@@ -1251,7 +1251,7 @@
     <w:r>
       <w:tab/>
       <w:tab/>
-      <w:t>2025-08-13</w:t>
+      <w:t>2025-08-14</w:t>
       <w:br/>
       <w:br/>
     </w:r>

--- a/klagomål/A 27286-2025 FSC-klagomål.docx
+++ b/klagomål/A 27286-2025 FSC-klagomål.docx
@@ -1251,7 +1251,7 @@
     <w:r>
       <w:tab/>
       <w:tab/>
-      <w:t>2025-08-14</w:t>
+      <w:t>2025-08-15</w:t>
       <w:br/>
       <w:br/>
     </w:r>

--- a/klagomål/A 27286-2025 FSC-klagomål.docx
+++ b/klagomål/A 27286-2025 FSC-klagomål.docx
@@ -1251,7 +1251,7 @@
     <w:r>
       <w:tab/>
       <w:tab/>
-      <w:t>2025-08-15</w:t>
+      <w:t>2025-08-16</w:t>
       <w:br/>
       <w:br/>
     </w:r>

--- a/klagomål/A 27286-2025 FSC-klagomål.docx
+++ b/klagomål/A 27286-2025 FSC-klagomål.docx
@@ -1251,7 +1251,7 @@
     <w:r>
       <w:tab/>
       <w:tab/>
-      <w:t>2025-08-16</w:t>
+      <w:t>2025-08-17</w:t>
       <w:br/>
       <w:br/>
     </w:r>

--- a/klagomål/A 27286-2025 FSC-klagomål.docx
+++ b/klagomål/A 27286-2025 FSC-klagomål.docx
@@ -1251,7 +1251,7 @@
     <w:r>
       <w:tab/>
       <w:tab/>
-      <w:t>2025-08-17</w:t>
+      <w:t>2025-08-18</w:t>
       <w:br/>
       <w:br/>
     </w:r>

--- a/klagomål/A 27286-2025 FSC-klagomål.docx
+++ b/klagomål/A 27286-2025 FSC-klagomål.docx
@@ -1251,7 +1251,7 @@
     <w:r>
       <w:tab/>
       <w:tab/>
-      <w:t>2025-08-18</w:t>
+      <w:t>2025-08-19</w:t>
       <w:br/>
       <w:br/>
     </w:r>

--- a/klagomål/A 27286-2025 FSC-klagomål.docx
+++ b/klagomål/A 27286-2025 FSC-klagomål.docx
@@ -1251,7 +1251,7 @@
     <w:r>
       <w:tab/>
       <w:tab/>
-      <w:t>2025-08-19</w:t>
+      <w:t>2025-08-20</w:t>
       <w:br/>
       <w:br/>
     </w:r>

--- a/klagomål/A 27286-2025 FSC-klagomål.docx
+++ b/klagomål/A 27286-2025 FSC-klagomål.docx
@@ -1251,7 +1251,7 @@
     <w:r>
       <w:tab/>
       <w:tab/>
-      <w:t>2025-08-20</w:t>
+      <w:t>2025-08-21</w:t>
       <w:br/>
       <w:br/>
     </w:r>

--- a/klagomål/A 27286-2025 FSC-klagomål.docx
+++ b/klagomål/A 27286-2025 FSC-klagomål.docx
@@ -1251,7 +1251,7 @@
     <w:r>
       <w:tab/>
       <w:tab/>
-      <w:t>2025-08-21</w:t>
+      <w:t>2025-08-22</w:t>
       <w:br/>
       <w:br/>
     </w:r>

--- a/klagomål/A 27286-2025 FSC-klagomål.docx
+++ b/klagomål/A 27286-2025 FSC-klagomål.docx
@@ -1251,7 +1251,7 @@
     <w:r>
       <w:tab/>
       <w:tab/>
-      <w:t>2025-08-22</w:t>
+      <w:t>2025-08-23</w:t>
       <w:br/>
       <w:br/>
     </w:r>

--- a/klagomål/A 27286-2025 FSC-klagomål.docx
+++ b/klagomål/A 27286-2025 FSC-klagomål.docx
@@ -1251,7 +1251,7 @@
     <w:r>
       <w:tab/>
       <w:tab/>
-      <w:t>2025-08-23</w:t>
+      <w:t>2025-08-24</w:t>
       <w:br/>
       <w:br/>
     </w:r>

--- a/klagomål/A 27286-2025 FSC-klagomål.docx
+++ b/klagomål/A 27286-2025 FSC-klagomål.docx
@@ -1251,7 +1251,7 @@
     <w:r>
       <w:tab/>
       <w:tab/>
-      <w:t>2025-08-24</w:t>
+      <w:t>2025-08-25</w:t>
       <w:br/>
       <w:br/>
     </w:r>

--- a/klagomål/A 27286-2025 FSC-klagomål.docx
+++ b/klagomål/A 27286-2025 FSC-klagomål.docx
@@ -1251,7 +1251,7 @@
     <w:r>
       <w:tab/>
       <w:tab/>
-      <w:t>2025-08-25</w:t>
+      <w:t>2025-08-26</w:t>
       <w:br/>
       <w:br/>
     </w:r>

--- a/klagomål/A 27286-2025 FSC-klagomål.docx
+++ b/klagomål/A 27286-2025 FSC-klagomål.docx
@@ -1251,7 +1251,7 @@
     <w:r>
       <w:tab/>
       <w:tab/>
-      <w:t>2025-08-26</w:t>
+      <w:t>2025-08-30</w:t>
       <w:br/>
       <w:br/>
     </w:r>

--- a/klagomål/A 27286-2025 FSC-klagomål.docx
+++ b/klagomål/A 27286-2025 FSC-klagomål.docx
@@ -1251,7 +1251,7 @@
     <w:r>
       <w:tab/>
       <w:tab/>
-      <w:t>2025-08-30</w:t>
+      <w:t>2025-08-31</w:t>
       <w:br/>
       <w:br/>
     </w:r>

--- a/klagomål/A 27286-2025 FSC-klagomål.docx
+++ b/klagomål/A 27286-2025 FSC-klagomål.docx
@@ -1251,7 +1251,7 @@
     <w:r>
       <w:tab/>
       <w:tab/>
-      <w:t>2025-08-31</w:t>
+      <w:t>2025-09-01</w:t>
       <w:br/>
       <w:br/>
     </w:r>

--- a/klagomål/A 27286-2025 FSC-klagomål.docx
+++ b/klagomål/A 27286-2025 FSC-klagomål.docx
@@ -1251,7 +1251,7 @@
     <w:r>
       <w:tab/>
       <w:tab/>
-      <w:t>2025-09-01</w:t>
+      <w:t>2025-09-04</w:t>
       <w:br/>
       <w:br/>
     </w:r>

--- a/klagomål/A 27286-2025 FSC-klagomål.docx
+++ b/klagomål/A 27286-2025 FSC-klagomål.docx
@@ -1251,7 +1251,7 @@
     <w:r>
       <w:tab/>
       <w:tab/>
-      <w:t>2025-09-04</w:t>
+      <w:t>2025-09-05</w:t>
       <w:br/>
       <w:br/>
     </w:r>

--- a/klagomål/A 27286-2025 FSC-klagomål.docx
+++ b/klagomål/A 27286-2025 FSC-klagomål.docx
@@ -1251,7 +1251,7 @@
     <w:r>
       <w:tab/>
       <w:tab/>
-      <w:t>2025-09-05</w:t>
+      <w:t>2025-09-07</w:t>
       <w:br/>
       <w:br/>
     </w:r>

--- a/klagomål/A 27286-2025 FSC-klagomål.docx
+++ b/klagomål/A 27286-2025 FSC-klagomål.docx
@@ -1251,7 +1251,7 @@
     <w:r>
       <w:tab/>
       <w:tab/>
-      <w:t>2025-09-07</w:t>
+      <w:t>2025-09-08</w:t>
       <w:br/>
       <w:br/>
     </w:r>

--- a/klagomål/A 27286-2025 FSC-klagomål.docx
+++ b/klagomål/A 27286-2025 FSC-klagomål.docx
@@ -1251,7 +1251,7 @@
     <w:r>
       <w:tab/>
       <w:tab/>
-      <w:t>2025-09-08</w:t>
+      <w:t>2025-09-10</w:t>
       <w:br/>
       <w:br/>
     </w:r>

--- a/klagomål/A 27286-2025 FSC-klagomål.docx
+++ b/klagomål/A 27286-2025 FSC-klagomål.docx
@@ -1251,7 +1251,7 @@
     <w:r>
       <w:tab/>
       <w:tab/>
-      <w:t>2025-09-10</w:t>
+      <w:t>2025-09-11</w:t>
       <w:br/>
       <w:br/>
     </w:r>

--- a/klagomål/A 27286-2025 FSC-klagomål.docx
+++ b/klagomål/A 27286-2025 FSC-klagomål.docx
@@ -1251,7 +1251,7 @@
     <w:r>
       <w:tab/>
       <w:tab/>
-      <w:t>2025-09-11</w:t>
+      <w:t>2025-09-12</w:t>
       <w:br/>
       <w:br/>
     </w:r>

--- a/klagomål/A 27286-2025 FSC-klagomål.docx
+++ b/klagomål/A 27286-2025 FSC-klagomål.docx
@@ -1251,7 +1251,7 @@
     <w:r>
       <w:tab/>
       <w:tab/>
-      <w:t>2025-09-12</w:t>
+      <w:t>2025-09-13</w:t>
       <w:br/>
       <w:br/>
     </w:r>

--- a/klagomål/A 27286-2025 FSC-klagomål.docx
+++ b/klagomål/A 27286-2025 FSC-klagomål.docx
@@ -1251,7 +1251,7 @@
     <w:r>
       <w:tab/>
       <w:tab/>
-      <w:t>2025-09-13</w:t>
+      <w:t>2025-09-14</w:t>
       <w:br/>
       <w:br/>
     </w:r>

--- a/klagomål/A 27286-2025 FSC-klagomål.docx
+++ b/klagomål/A 27286-2025 FSC-klagomål.docx
@@ -387,7 +387,7 @@
         <w:t>Grön sköldmossa (§8)</w:t>
       </w:r>
       <w:r>
-        <w:t xml:space="preserve"> omfattas av EU:s art- och habitatdirektiv bilaga 2 vilket innebär att det  finns ett uttalat intresse inom Europeiska unionen att bevara arten. Grön sköldmossa kräver skog som har ett speciellt mikroklimat med hög och jämn luftfuktighet i kombination med rik tillgång på död ved (Nitare, 2019). I praktiken handlar det om åtminstone 50 meter med skyddande skog för att undvika uttorkning av marken (Hallingbäck, personligt meddelande 2022-02-24). Grön sköldmossa är en ansvarsart för Sverige då en särskilt stor andel av Europas population finns i landet. Mark- och miljööverdomstolen (MÖD) har i mål nr M 2019-20 (18 februari 2019) slagit fast att grön sköldmossa (§8) är dispenspliktig och att exemplar av arten inte får skadas utan dispens (MÖD, mål nr M 2019-20).</w:t>
+        <w:t xml:space="preserve"> omfattas av EU:s art- och habitatdirektiv bilaga 2 vilket innebär att det finns ett uttalat intresse inom Europeiska unionen att bevara arten. Grön sköldmossa kräver skog som har ett speciellt mikroklimat med hög och jämn luftfuktighet i kombination med rik tillgång på död ved (Nitare, 2019). I praktiken handlar det om åtminstone 50 meter med skyddande skog för att undvika uttorkning av marken (Hallingbäck, personligt meddelande 2022-02-24). Grön sköldmossa är en ansvarsart för Sverige då en särskilt stor andel av Europas population finns i landet. Mark- och miljööverdomstolen (MÖD) har i mål nr M 2019-20 (18 februari 2019) slagit fast att grön sköldmossa (§8) är dispenspliktig och att exemplar av arten inte får skadas utan dispens (MÖD, mål nr M 2019-20).</w:t>
       </w:r>
     </w:p>
     <w:p>
@@ -1251,7 +1251,7 @@
     <w:r>
       <w:tab/>
       <w:tab/>
-      <w:t>2025-09-14</w:t>
+      <w:t>2025-09-15</w:t>
       <w:br/>
       <w:br/>
     </w:r>

--- a/klagomål/A 27286-2025 FSC-klagomål.docx
+++ b/klagomål/A 27286-2025 FSC-klagomål.docx
@@ -1251,7 +1251,7 @@
     <w:r>
       <w:tab/>
       <w:tab/>
-      <w:t>2025-09-15</w:t>
+      <w:t>2025-09-16</w:t>
       <w:br/>
       <w:br/>
     </w:r>

--- a/klagomål/A 27286-2025 FSC-klagomål.docx
+++ b/klagomål/A 27286-2025 FSC-klagomål.docx
@@ -1251,7 +1251,7 @@
     <w:r>
       <w:tab/>
       <w:tab/>
-      <w:t>2025-09-16</w:t>
+      <w:t>2025-09-17</w:t>
       <w:br/>
       <w:br/>
     </w:r>

--- a/klagomål/A 27286-2025 FSC-klagomål.docx
+++ b/klagomål/A 27286-2025 FSC-klagomål.docx
@@ -1251,7 +1251,7 @@
     <w:r>
       <w:tab/>
       <w:tab/>
-      <w:t>2025-09-17</w:t>
+      <w:t>2025-09-18</w:t>
       <w:br/>
       <w:br/>
     </w:r>

--- a/klagomål/A 27286-2025 FSC-klagomål.docx
+++ b/klagomål/A 27286-2025 FSC-klagomål.docx
@@ -1251,7 +1251,7 @@
     <w:r>
       <w:tab/>
       <w:tab/>
-      <w:t>2025-09-18</w:t>
+      <w:t>2025-09-22</w:t>
       <w:br/>
       <w:br/>
     </w:r>

--- a/klagomål/A 27286-2025 FSC-klagomål.docx
+++ b/klagomål/A 27286-2025 FSC-klagomål.docx
@@ -1251,7 +1251,7 @@
     <w:r>
       <w:tab/>
       <w:tab/>
-      <w:t>2025-09-22</w:t>
+      <w:t>2025-09-23</w:t>
       <w:br/>
       <w:br/>
     </w:r>

--- a/klagomål/A 27286-2025 FSC-klagomål.docx
+++ b/klagomål/A 27286-2025 FSC-klagomål.docx
@@ -1251,7 +1251,7 @@
     <w:r>
       <w:tab/>
       <w:tab/>
-      <w:t>2025-09-23</w:t>
+      <w:t>2025-09-24</w:t>
       <w:br/>
       <w:br/>
     </w:r>

--- a/klagomål/A 27286-2025 FSC-klagomål.docx
+++ b/klagomål/A 27286-2025 FSC-klagomål.docx
@@ -1251,7 +1251,7 @@
     <w:r>
       <w:tab/>
       <w:tab/>
-      <w:t>2025-09-24</w:t>
+      <w:t>2025-09-25</w:t>
       <w:br/>
       <w:br/>
     </w:r>

--- a/klagomål/A 27286-2025 FSC-klagomål.docx
+++ b/klagomål/A 27286-2025 FSC-klagomål.docx
@@ -1251,7 +1251,7 @@
     <w:r>
       <w:tab/>
       <w:tab/>
-      <w:t>2025-09-25</w:t>
+      <w:t>2025-09-26</w:t>
       <w:br/>
       <w:br/>
     </w:r>

--- a/klagomål/A 27286-2025 FSC-klagomål.docx
+++ b/klagomål/A 27286-2025 FSC-klagomål.docx
@@ -1251,7 +1251,7 @@
     <w:r>
       <w:tab/>
       <w:tab/>
-      <w:t>2025-09-26</w:t>
+      <w:t>2025-09-27</w:t>
       <w:br/>
       <w:br/>
     </w:r>
